--- a/01_Instructor/Speaker_Notes/W03_dance_Speaker_Notes.docx
+++ b/01_Instructor/Speaker_Notes/W03_dance_Speaker_Notes.docx
@@ -11,16 +11,21 @@
       </w:r>
     </w:p>
     <w:p>
+      <w:r>
+        <w:t>Speaker notes for the six-slide class presentation. Use the slides as brief prompts and leave time for children to build, operate and explain. This is a robotics session with a small prepared Python recipe.</w:t>
+      </w:r>
+    </w:p>
+    <w:p>
       <w:pPr>
-        <w:pStyle w:val="Subtitle"/>
+        <w:pStyle w:val="Heading2"/>
       </w:pPr>
       <w:r>
-        <w:t>Slide by slide speaker notes</w:t>
+        <w:t>Class setup</w:t>
       </w:r>
     </w:p>
     <w:p>
       <w:r>
-        <w:t>Use these notes to lead the one-hour class with the matching seven-slide presentation. Suggested words can be adapted; protect student operating turns, individual explanations, and the final six minutes for saving and cleanup.</w:t>
+        <w:t>12 children in grades 5–6 form four teams of three: T1/T2 share Kit A and T3/T4 share Kit B. Four student instructors cover two robot stations and two build tables; a fifth or sixth can float. The adult lead oversees the room and YMCA procedures. Bring four available laptops: two remain connected to robots and two show build references. Printed build cards make the build activity work with two laptops too.</w:t>
       </w:r>
     </w:p>
     <w:p>
@@ -28,10 +33,10 @@
         <w:rPr>
           <w:b/>
         </w:rPr>
-        <w:t xml:space="preserve">Learning goal  </w:t>
+        <w:t xml:space="preserve">Learning goal </w:t>
       </w:r>
       <w:r>
-        <w:t>Each student traces a counted loop and explains which actions repeat and how many times.</w:t>
+        <w:t>Each child traces a counted loop and explains which actions repeat and how many times.</w:t>
       </w:r>
     </w:p>
     <w:p>
@@ -39,10 +44,10 @@
         <w:rPr>
           <w:b/>
         </w:rPr>
-        <w:t xml:space="preserve">Observable success  </w:t>
+        <w:t xml:space="preserve">Minimum success </w:t>
       </w:r>
       <w:r>
-        <w:t>A short routine repeats three times, stays within the test area, and the pair accurately predicts the number of movements.</w:t>
+        <w:t>A short routine repeats three times, stays within the test area, and the team accurately predicts the number of movements.</w:t>
       </w:r>
     </w:p>
     <w:p>
@@ -50,10 +55,10 @@
         <w:rPr>
           <w:b/>
         </w:rPr>
-        <w:t xml:space="preserve">Materials  </w:t>
+        <w:t xml:space="preserve">Prepare </w:t>
       </w:r>
       <w:r>
-        <w:t>Base, 100 × 100 cm clear floor area, action cards, pencil, student worksheet.</w:t>
+        <w:t>Open W03_dance.py. Test a small pivot of 90 wheel degrees before class. Use low speed and a clear perimeter. The turn helper is an open-loop pivot, not a command for a 90-degree heading change. Prepare two mentor examples and four labeled team build packs. Rehearse attachment clearance, a hand test and a quick swap. Show the hub color guide.</w:t>
       </w:r>
     </w:p>
     <w:p>
@@ -61,43 +66,10 @@
         <w:rPr>
           <w:b/>
         </w:rPr>
-        <w:t xml:space="preserve">Before students arrive  </w:t>
+        <w:t xml:space="preserve">Materials and files </w:t>
       </w:r>
       <w:r>
-        <w:t>Open W03_dance.py. Test a small pivot of 90 wheel degrees before class. Use low speed and a clear perimeter. The turn helper is an open-loop pivot, not a command for a 90-degree heading change.</w:t>
-      </w:r>
-    </w:p>
-    <w:p>
-      <w:r>
-        <w:rPr>
-          <w:b/>
-        </w:rPr>
-        <w:t xml:space="preserve">Shared setup  </w:t>
-      </w:r>
-      <w:r>
-        <w:t>Eight students form four pairs. Pairs 1 and 2 share Kit A; pairs 3 and 4 share Kit B. One mentor supports each pod, with an adult lead overseeing the room. Adjust assignments before class if confirmed enrollment differs. Left drive motor A and right B are viewed from behind toward the front; keep the auxiliary motor unplugged. Rehearse motion and stop controls on both kits.</w:t>
-      </w:r>
-    </w:p>
-    <w:p>
-      <w:r>
-        <w:rPr>
-          <w:b/>
-        </w:rPr>
-        <w:t xml:space="preserve">Files in this repository  </w:t>
-      </w:r>
-      <w:r>
-        <w:t>Presentation: 03_Presentations/W03_dance.pptx. Complete program: 04_Python/W03_dance.py. Also use the matching week in the instructor guide, student workbook and station task cards. Load the entire Python file in SPIKE App 3, not just a slide fragment.</w:t>
-      </w:r>
-    </w:p>
-    <w:p>
-      <w:r>
-        <w:rPr>
-          <w:b/>
-        </w:rPr>
-        <w:t xml:space="preserve">Evidence and recovery  </w:t>
-      </w:r>
-      <w:r>
-        <w:t>Use pair IDs on saved projects and individual IDs on learning records. After two minutes of technical trouble, use the recovery checks; after five, use a rehearsed fallback or paper/stationary task. Do not count an intended result as an observed result. These notes do not certify hardware readiness.</w:t>
+        <w:t>Print and pack from the matching checklist in 01_Instructor/Class_Preparation. Use the team sheet and build card. Keep the original two bases assembled, A left/B right, auxiliary motor unplugged; add C/D only as the lessons require. Hardware rehearsal remains required.</w:t>
       </w:r>
     </w:p>
     <w:p>
@@ -118,10 +90,10 @@
         <w:rPr>
           <w:b/>
         </w:rPr>
-        <w:t xml:space="preserve">Timing  </w:t>
+        <w:t xml:space="preserve">Timing </w:t>
       </w:r>
       <w:r>
-        <w:t>0–5 minutes   Welcome and retrieval</w:t>
+        <w:t>0–5 minutes</w:t>
       </w:r>
     </w:p>
     <w:p>
@@ -129,10 +101,10 @@
         <w:rPr>
           <w:b/>
         </w:rPr>
-        <w:t xml:space="preserve">Say  </w:t>
+        <w:t xml:space="preserve">Say </w:t>
       </w:r>
       <w:r>
-        <w:t>“Today’s challenge is a repeating robot dance. You will predict, test, and use evidence to explain your choice. Both partners will operate and explain.”</w:t>
+        <w:t>“Today’s challenge is a repeating robot dance. You will predict, test, and use evidence to explain your choice. All three teammates will operate and explain.”</w:t>
       </w:r>
     </w:p>
     <w:p>
@@ -140,7 +112,7 @@
         <w:rPr>
           <w:b/>
         </w:rPr>
-        <w:t xml:space="preserve">Ask before explaining  </w:t>
+        <w:t xml:space="preserve">Ask before explaining </w:t>
       </w:r>
       <w:r>
         <w:t>What made last week’s distance trials a fair comparison?</w:t>
@@ -151,54 +123,10 @@
         <w:rPr>
           <w:b/>
         </w:rPr>
-        <w:t xml:space="preserve">Listen for  </w:t>
+        <w:t xml:space="preserve">Listen for </w:t>
       </w:r>
       <w:r>
         <w:t>Change one value and keep the start, floor, robot and speed the same.</w:t>
-      </w:r>
-    </w:p>
-    <w:p>
-      <w:r>
-        <w:rPr>
-          <w:b/>
-        </w:rPr>
-        <w:t xml:space="preserve">Do  </w:t>
-      </w:r>
-      <w:r>
-        <w:t>Give ten quiet seconds to think, then let both partners answer. Ask two students to share; accept pointing or a short spoken response. Retrieve the earlier idea without turning this into a repeat lecture.</w:t>
-      </w:r>
-    </w:p>
-    <w:p>
-      <w:r>
-        <w:rPr>
-          <w:b/>
-        </w:rPr>
-        <w:t xml:space="preserve">Connect to the task  </w:t>
-      </w:r>
-      <w:r>
-        <w:t>How could we teach a robot a dance without writing the same lines over and over?</w:t>
-      </w:r>
-    </w:p>
-    <w:p>
-      <w:r>
-        <w:rPr>
-          <w:b/>
-        </w:rPr>
-        <w:t xml:space="preserve">Set the operating routine  </w:t>
-      </w:r>
-      <w:r>
-        <w:t>Keep robots stopped while talking. One driver edits and starts after the navigator checks the lane. The navigator predicts and records. A student can dictate an edit while a partner types; the decision and explanation remain the student’s.</w:t>
-      </w:r>
-    </w:p>
-    <w:p>
-      <w:r>
-        <w:rPr>
-          <w:b/>
-        </w:rPr>
-        <w:t xml:space="preserve">Transition  </w:t>
-      </w:r>
-      <w:r>
-        <w:t>“Watch one short example. Look for the thing we can change and the evidence that will tell us what happened.” Move to slide 2 at minute 5.</w:t>
       </w:r>
     </w:p>
     <w:p>
@@ -219,10 +147,10 @@
         <w:rPr>
           <w:b/>
         </w:rPr>
-        <w:t xml:space="preserve">Timing  </w:t>
+        <w:t xml:space="preserve">Timing </w:t>
       </w:r>
       <w:r>
-        <w:t>5–10 minutes   Demonstrate the challenge</w:t>
+        <w:t>5–10 minutes</w:t>
       </w:r>
     </w:p>
     <w:p>
@@ -230,7 +158,7 @@
         <w:rPr>
           <w:b/>
         </w:rPr>
-        <w:t xml:space="preserve">Purpose  </w:t>
+        <w:t xml:space="preserve">Purpose </w:t>
       </w:r>
       <w:r>
         <w:t>Each student traces a counted loop and explains which actions repeat and how many times.</w:t>
@@ -241,7 +169,7 @@
         <w:rPr>
           <w:b/>
         </w:rPr>
-        <w:t xml:space="preserve">Do and explain  </w:t>
+        <w:t xml:space="preserve">Do and explain </w:t>
       </w:r>
       <w:r>
         <w:t>Compare three copies of two actions with one for loop. Say: “The indented lines belong to the loop.” Trace with a finger three times. Keep the support functions collapsed if the editor allows it.</w:t>
@@ -252,10 +180,10 @@
         <w:rPr>
           <w:b/>
         </w:rPr>
-        <w:t xml:space="preserve">Suggested words  </w:t>
+        <w:t xml:space="preserve">Suggested words </w:t>
       </w:r>
       <w:r>
-        <w:t>“Our useful result today is this: A short routine repeats three times, stays within the test area, and the pair accurately predicts the number of movements. A test that misses still gives us information if we record it accurately.”</w:t>
+        <w:t>“Our useful result today is this: A short routine repeats three times, stays within the test area, and the team accurately predicts the number of movements. A test that misses still gives us information if we record it accurately.”</w:t>
       </w:r>
     </w:p>
     <w:p>
@@ -263,18 +191,7 @@
         <w:rPr>
           <w:b/>
         </w:rPr>
-        <w:t xml:space="preserve">Run of show  </w:t>
-      </w:r>
-      <w:r>
-        <w:t>Use about one minute to identify the setup, two minutes for a short tested demonstration, and two minutes to hear observations. Point out the physical start and finish reference. Ask students to describe what actually happened before suggesting the explanation.</w:t>
-      </w:r>
-    </w:p>
-    <w:p>
-      <w:r>
-        <w:rPr>
-          <w:b/>
-        </w:rPr>
-        <w:t xml:space="preserve">Ask  </w:t>
+        <w:t xml:space="preserve">Ask </w:t>
       </w:r>
       <w:r>
         <w:t>“What did the robot do? What evidence could we record? What must stay the same when we compare the next run?” Let a different student answer each question.</w:t>
@@ -285,7 +202,7 @@
         <w:rPr>
           <w:b/>
         </w:rPr>
-        <w:t xml:space="preserve">If the example fails  </w:t>
+        <w:t xml:space="preserve">If the example fails </w:t>
       </w:r>
       <w:r>
         <w:t>Only one action repeats: check indentation. SyntaxError after range: check the colon. Dance drifts: reduce travel and recheck the start area; do not chase perfect geometry in this session. Allow one quick reset, then use the prepared stationary or paper explanation. Student testing time should not become a repair demonstration.</w:t>
@@ -296,10 +213,10 @@
         <w:rPr>
           <w:b/>
         </w:rPr>
-        <w:t xml:space="preserve">Transition  </w:t>
+        <w:t xml:space="preserve">Hub check </w:t>
       </w:r>
       <w:r>
-        <w:t>“Now we will read the small piece of code behind that behavior.”</w:t>
+        <w:t>Read the light on the correct button: steady green center means powered on with a compatible OS and at least 20% battery; flashing orange center means charge; flashing red center means stop, power off and cool for 15 minutes. White center needs a compatible OS; flashing purple center means updating. Blue is the connection button: flashing means waiting for Bluetooth, steady means connected. A display letter is a program output, not a battery or connection status. See the full SPIKE Hub Color Guide.</w:t>
       </w:r>
     </w:p>
     <w:p>
@@ -312,7 +229,7 @@
         <w:pStyle w:val="Heading1"/>
       </w:pPr>
       <w:r>
-        <w:t>Slide 3 Counted loops and indentation</w:t>
+        <w:t>Slide 3 Counted loops and indentation and prediction</w:t>
       </w:r>
     </w:p>
     <w:p>
@@ -320,22 +237,44 @@
         <w:rPr>
           <w:b/>
         </w:rPr>
-        <w:t xml:space="preserve">Timing  </w:t>
+        <w:t xml:space="preserve">Timing </w:t>
       </w:r>
       <w:r>
-        <w:t>10–12 minutes   Read the code</w:t>
+        <w:t>10–14 minutes</w:t>
       </w:r>
     </w:p>
     <w:p>
       <w:pPr>
-        <w:pStyle w:val="Code"/>
+        <w:spacing w:before="80" w:after="120"/>
       </w:pPr>
       <w:r>
+        <w:rPr>
+          <w:rFonts w:ascii="Consolas" w:hAnsi="Consolas"/>
+          <w:sz w:val="20"/>
+        </w:rPr>
         <w:t>for beat in range(3):</w:t>
+      </w:r>
+      <w:r>
+        <w:rPr>
+          <w:rFonts w:ascii="Consolas" w:hAnsi="Consolas"/>
+          <w:sz w:val="20"/>
+        </w:rPr>
         <w:br/>
         <w:t xml:space="preserve">    await drive(90)</w:t>
+      </w:r>
+      <w:r>
+        <w:rPr>
+          <w:rFonts w:ascii="Consolas" w:hAnsi="Consolas"/>
+          <w:sz w:val="20"/>
+        </w:rPr>
         <w:br/>
         <w:t xml:space="preserve">    await turn(90)</w:t>
+      </w:r>
+      <w:r>
+        <w:rPr>
+          <w:rFonts w:ascii="Consolas" w:hAnsi="Consolas"/>
+          <w:sz w:val="20"/>
+        </w:rPr>
         <w:br/>
         <w:t>await signal("D")</w:t>
       </w:r>
@@ -345,7 +284,7 @@
         <w:rPr>
           <w:b/>
         </w:rPr>
-        <w:t xml:space="preserve">Say  </w:t>
+        <w:t xml:space="preserve">Say </w:t>
       </w:r>
       <w:r>
         <w:t>“The line with for tells us how many times to repeat. The indented lines are the actions we repeat. The signal at the left edge happens after the loop.”</w:t>
@@ -356,18 +295,7 @@
         <w:rPr>
           <w:b/>
         </w:rPr>
-        <w:t xml:space="preserve">Trace  </w:t>
-      </w:r>
-      <w:r>
-        <w:t>Point through drive, turn, drive, turn, drive, turn, then D. Use three counters, moving one after each complete pass. There are six movement calls altogether, not three.</w:t>
-      </w:r>
-    </w:p>
-    <w:p>
-      <w:r>
-        <w:rPr>
-          <w:b/>
-        </w:rPr>
-        <w:t xml:space="preserve">Point  </w:t>
+        <w:t xml:space="preserve">Point </w:t>
       </w:r>
       <w:r>
         <w:t>range(3) runs three passes. The colon opens the loop body. Keep drive and turn equally indented; keep the final D outside. Students need not learn the values of beat yet.</w:t>
@@ -378,10 +306,10 @@
         <w:rPr>
           <w:b/>
         </w:rPr>
-        <w:t xml:space="preserve">Avoid a misleading promise  </w:t>
+        <w:t xml:space="preserve">Ask </w:t>
       </w:r>
       <w:r>
-        <w:t>turn(90) requests wheel rotation in an open-loop pivot. It does not guarantee a 90-degree robot heading change. Test the space before running; this is a dance, not a precise square lesson.</w:t>
+        <w:t>How many drives? How many turns? Does the final D repeat? Which indentation tells you?</w:t>
       </w:r>
     </w:p>
     <w:p>
@@ -389,21 +317,10 @@
         <w:rPr>
           <w:b/>
         </w:rPr>
-        <w:t xml:space="preserve">Ask  </w:t>
+        <w:t xml:space="preserve">Expected reasoning </w:t>
       </w:r>
       <w:r>
-        <w:t>“Point to the value, repeated action, or decision that controls today’s behavior. What would you expect after changing it?” Accept a plain-language explanation; do not require formal Python vocabulary.</w:t>
-      </w:r>
-    </w:p>
-    <w:p>
-      <w:r>
-        <w:rPr>
-          <w:b/>
-        </w:rPr>
-        <w:t xml:space="preserve">Transition  </w:t>
-      </w:r>
-      <w:r>
-        <w:t>“Before we touch the robot, predict the next result.”</w:t>
+        <w:t>Three drives and three turns. D appears once because it is outside the loop. Moving D inside makes it happen on every pass.</w:t>
       </w:r>
     </w:p>
     <w:p>
@@ -416,7 +333,7 @@
         <w:pStyle w:val="Heading1"/>
       </w:pPr>
       <w:r>
-        <w:t>Slide 4 A prediction before the run</w:t>
+        <w:t>Slide 4 Our robot and build jobs</w:t>
       </w:r>
     </w:p>
     <w:p>
@@ -424,10 +341,10 @@
         <w:rPr>
           <w:b/>
         </w:rPr>
-        <w:t xml:space="preserve">Timing  </w:t>
+        <w:t xml:space="preserve">Timing </w:t>
       </w:r>
       <w:r>
-        <w:t>12–15 minutes   Predict before running</w:t>
+        <w:t>14–38 then retests minutes</w:t>
       </w:r>
     </w:p>
     <w:p>
@@ -435,10 +352,10 @@
         <w:rPr>
           <w:b/>
         </w:rPr>
-        <w:t xml:space="preserve">Ask  </w:t>
+        <w:t xml:space="preserve">Station map </w:t>
       </w:r>
       <w:r>
-        <w:t>How many drives? How many turns? Does the final D repeat? Which indentation tells you?</w:t>
+        <w:t>14–26: T1/T3 use robots and T2/T4 build. 26–38: teams switch stations. 38–44: T1/T3 retest while the other teams finish builds. 44–50: T2/T4 retest. Rotate roles at 18, 22, 30, 34, 40, 42, 46 and 48 minutes. Each team has 18 robot minutes, giving each child about six minutes as driver plus handling, observing and building. Transitions occur within these blocks.</w:t>
       </w:r>
     </w:p>
     <w:p>
@@ -446,10 +363,10 @@
         <w:rPr>
           <w:b/>
         </w:rPr>
-        <w:t xml:space="preserve">Do  </w:t>
+        <w:t xml:space="preserve">Jobs </w:t>
       </w:r>
       <w:r>
-        <w:t>Give ten seconds of individual thinking. Each partner explains for twenty seconds. Ask pairs to mark a prediction on the worksheet before seeing a run. Invite two contrasting answers and ask what test could distinguish them.</w:t>
+        <w:t>At the robot, the driver edits and starts after “clear.” The navigator reads the step, predicts, positions the stopped robot and payload, fits an approved attachment and checks the lane. The observer watches, measures and records one number, tick or phrase. Rotate all three jobs every four minutes in the first turn and every two minutes in the retest. At the build table, rotate builder, designer/parts manager and tester/reporter on the same timer. Everyone contributes hands-on work.</w:t>
       </w:r>
     </w:p>
     <w:p>
@@ -457,10 +374,10 @@
         <w:rPr>
           <w:b/>
         </w:rPr>
-        <w:t xml:space="preserve">Expected reasoning  </w:t>
+        <w:t xml:space="preserve">Robot steps </w:t>
       </w:r>
       <w:r>
-        <w:t>Three drives and three turns. D appears once because it is outside the loop. Moving D inside makes it happen on every pass.</w:t>
+        <w:t>1. Walk the planned routine using paper arrows. Check that each repeat has the same actions. Write the predicted number of drives and turns. 2. Run the supplied three-repeat routine. Navigator counts completed repeats aloud while remaining outside the lane. 3. Swap roles. Change only the repeat count to 2. Predict and test. Return to 3 if the smaller routine is too brief to observe. 4. Design a routine using two or three commands inside the loop. Use 60–120 wheel degrees per movement and 2–3 repeats. Mentor checks the predicted area before running. 5. Use the final turn to show the routine to the other team. Explain why a turn value of 90 does not guarantee a square corner.</w:t>
       </w:r>
     </w:p>
     <w:p>
@@ -468,10 +385,10 @@
         <w:rPr>
           <w:b/>
         </w:rPr>
-        <w:t xml:space="preserve">Make the next step concrete  </w:t>
+        <w:t xml:space="preserve">Build </w:t>
       </w:r>
       <w:r>
-        <w:t>Each pair names one change and one observation to record. Check both students can explain the plan. Mentors keep a known-good project separate from pair copies.</w:t>
+        <w:t>A dancing character with moving parts. Build a lightweight character with arms or a feature that can move by hand and still stays attached. Build the character and a stable support. Add a free-moving arm, hinge or axle that stays outside the wheel path. Move it by hand ten times and improve a loose or tipping part. Test: Moving feature works by hand without jamming; support survives gentle handling.</w:t>
       </w:r>
     </w:p>
     <w:p>
@@ -479,10 +396,21 @@
         <w:rPr>
           <w:b/>
         </w:rPr>
-        <w:t xml:space="preserve">Transition  </w:t>
+        <w:t xml:space="preserve">Connection to robot </w:t>
       </w:r>
       <w:r>
-        <w:t>“Now test your prediction. When the timer calls switch, trade operating roles.”</w:t>
+        <w:t>The tested character may ride on the stopped base after a mentor clearance check. Its mechanism is passive; the robot program makes the base dance.</w:t>
+      </w:r>
+    </w:p>
+    <w:p>
+      <w:r>
+        <w:rPr>
+          <w:b/>
+        </w:rPr>
+        <w:t xml:space="preserve">Coaching </w:t>
+      </w:r>
+      <w:r>
+        <w:t>Ask for an observation before suggesting a change. Help with one connection or edit, then return control. Typing can be assisted; the child still chooses, predicts and starts the run.</w:t>
       </w:r>
     </w:p>
     <w:p>
@@ -495,7 +423,7 @@
         <w:pStyle w:val="Heading1"/>
       </w:pPr>
       <w:r>
-        <w:t>Slide 5 Your work with a partner</w:t>
+        <w:t>Slide 5 Evidence from our test</w:t>
       </w:r>
     </w:p>
     <w:p>
@@ -503,10 +431,10 @@
         <w:rPr>
           <w:b/>
         </w:rPr>
-        <w:t xml:space="preserve">Timing  </w:t>
+        <w:t xml:space="preserve">Timing </w:t>
       </w:r>
       <w:r>
-        <w:t>15–39 minutes   Two twelve-minute rotations</w:t>
+        <w:t>38–50 minutes in two six-minute retests.</w:t>
       </w:r>
     </w:p>
     <w:p>
@@ -514,10 +442,10 @@
         <w:rPr>
           <w:b/>
         </w:rPr>
-        <w:t xml:space="preserve">Rotation map  </w:t>
+        <w:t xml:space="preserve">Evidence </w:t>
       </w:r>
       <w:r>
-        <w:t>15–27: pairs 1 and 3 use Kits A and B; pairs 2 and 4 work away from the robots. 27–39: switch stations. Switch driver/navigator at minutes 21 and 33. Warn pairs one minute before station changes. With two laptops, leave one at each kit; with four, only the active pair connects to the shared hub.</w:t>
+        <w:t>At the robot: each child makes a prediction and takes a driver turn. Keep one number, tick or short phrase per trial. At the build table: show the model and its hand-test result. Record repeats, actions inside the loop, predicted movement count, and observed count. Mark the loop body with a bracket.</w:t>
       </w:r>
     </w:p>
     <w:p>
@@ -525,10 +453,10 @@
         <w:rPr>
           <w:b/>
         </w:rPr>
-        <w:t xml:space="preserve">Activity 1  </w:t>
+        <w:t xml:space="preserve">Ask </w:t>
       </w:r>
       <w:r>
-        <w:t>Walk the planned routine using paper arrows. Check that each repeat has the same actions. Write the predicted number of drives and turns.</w:t>
+        <w:t>What changed? What stayed the same? What did the real run show? Record a tick, short phrase or number at the robot. The build table tests the model by hand rather than repeating a worksheet.</w:t>
       </w:r>
     </w:p>
     <w:p>
@@ -536,10 +464,10 @@
         <w:rPr>
           <w:b/>
         </w:rPr>
-        <w:t xml:space="preserve">Activity 2  </w:t>
+        <w:t xml:space="preserve">Troubleshooting </w:t>
       </w:r>
       <w:r>
-        <w:t>Run the supplied three-repeat routine. Navigator counts completed repeats aloud while remaining outside the lane.</w:t>
+        <w:t>Only one action repeats: check indentation. SyntaxError after range: check the colon. Dance drifts: reduce travel and recheck the start area; do not chase perfect geometry in this session.</w:t>
       </w:r>
     </w:p>
     <w:p>
@@ -547,51 +475,7 @@
         <w:rPr>
           <w:b/>
         </w:rPr>
-        <w:t xml:space="preserve">Activity 3  </w:t>
-      </w:r>
-      <w:r>
-        <w:t>Swap roles. Change only the repeat count to 2. Predict and test. Return to 3 if the smaller routine is too brief to observe.</w:t>
-      </w:r>
-    </w:p>
-    <w:p>
-      <w:r>
-        <w:rPr>
-          <w:b/>
-        </w:rPr>
-        <w:t xml:space="preserve">Activity 4  </w:t>
-      </w:r>
-      <w:r>
-        <w:t>Design a routine using two or three commands inside the loop. Use 60–120 wheel degrees per movement and 2–3 repeats. Mentor checks the predicted area before running.</w:t>
-      </w:r>
-    </w:p>
-    <w:p>
-      <w:r>
-        <w:rPr>
-          <w:b/>
-        </w:rPr>
-        <w:t xml:space="preserve">Away from the robot  </w:t>
-      </w:r>
-      <w:r>
-        <w:t>Arrange command cards into a loop and trace each pass. Fix a paper example whose final signal is accidentally indented. Write how the observed behavior would differ.</w:t>
-      </w:r>
-    </w:p>
-    <w:p>
-      <w:r>
-        <w:rPr>
-          <w:b/>
-        </w:rPr>
-        <w:t xml:space="preserve">Mentor prompts  </w:t>
-      </w:r>
-      <w:r>
-        <w:t>“What is your prediction? Which one thing changed? What did you observe? What would you check next?” Let students answer before touching their code or build. Make sure both have an operating decision and an explanation.</w:t>
-      </w:r>
-    </w:p>
-    <w:p>
-      <w:r>
-        <w:rPr>
-          <w:b/>
-        </w:rPr>
-        <w:t xml:space="preserve">Support  </w:t>
+        <w:t xml:space="preserve">Support </w:t>
       </w:r>
       <w:r>
         <w:t>Provide the complete loop and allow only the number in range to change. Trace with three counters moved one at a time.</w:t>
@@ -602,10 +486,21 @@
         <w:rPr>
           <w:b/>
         </w:rPr>
-        <w:t xml:space="preserve">At minute 39  </w:t>
+        <w:t xml:space="preserve">Extension </w:t>
       </w:r>
       <w:r>
-        <w:t>Stop both robots and move to the evidence slide. Preserve a simple successful observation if time is short; the remaining ten minutes provide a final test for each pair.</w:t>
+        <w:t>Define a short async dance_move function and call it twice, or calibrate a pivot for an approximate corner. Keep this optional and explain the difference between wheel and heading degrees.</w:t>
+      </w:r>
+    </w:p>
+    <w:p>
+      <w:r>
+        <w:rPr>
+          <w:b/>
+        </w:rPr>
+        <w:t xml:space="preserve">If needed </w:t>
+      </w:r>
+      <w:r>
+        <w:t>When program starts; repeat 3: move straight 0.25 rotations, pivot using a mentor-tested tank or steering movement; after the repeat, display D. Match action order and repetition rather than numeric speed settings.</w:t>
       </w:r>
     </w:p>
     <w:p>
@@ -618,7 +513,7 @@
         <w:pStyle w:val="Heading1"/>
       </w:pPr>
       <w:r>
-        <w:t>Slide 6 Evidence from our test</w:t>
+        <w:t>Slide 6 What we learned and noticed</w:t>
       </w:r>
     </w:p>
     <w:p>
@@ -626,10 +521,10 @@
         <w:rPr>
           <w:b/>
         </w:rPr>
-        <w:t xml:space="preserve">Timing  </w:t>
+        <w:t xml:space="preserve">Timing </w:t>
       </w:r>
       <w:r>
-        <w:t>39–49 minutes   Evidence and short retests</w:t>
+        <w:t>50–54 minutes for reflection; 54–60 for saving, packing and pickup.</w:t>
       </w:r>
     </w:p>
     <w:p>
@@ -637,10 +532,10 @@
         <w:rPr>
           <w:b/>
         </w:rPr>
-        <w:t xml:space="preserve">Rotation map  </w:t>
+        <w:t xml:space="preserve">Ask each child </w:t>
       </w:r>
       <w:r>
-        <w:t>39–44: pairs 1 and 3 retest; pairs 2 and 4 prepare their explanation. 44–49: reverse. Switch operating roles near 41:30 and 46:30. Each pair gets five robot minutes, including its reset.</w:t>
+        <w:t>What did you learn about repeating actions? What did you notice during the robot dance? What would you change in the dance or character?</w:t>
       </w:r>
     </w:p>
     <w:p>
@@ -648,10 +543,10 @@
         <w:rPr>
           <w:b/>
         </w:rPr>
-        <w:t xml:space="preserve">Do  </w:t>
+        <w:t xml:space="preserve">Facilitate </w:t>
       </w:r>
       <w:r>
-        <w:t>Use the final turn to show the routine to the other pair. Explain why a turn value of 90 does not guarantee a square corner.</w:t>
+        <w:t>Run two pod conversations in parallel. Give each of the six children about 20–30 seconds for one chosen prompt. Invite a concrete observation from the robot or build. Accept pointing, a demonstration or a short sentence.</w:t>
       </w:r>
     </w:p>
     <w:p>
@@ -659,10 +554,10 @@
         <w:rPr>
           <w:b/>
         </w:rPr>
-        <w:t xml:space="preserve">Say  </w:t>
+        <w:t xml:space="preserve">Listen for </w:t>
       </w:r>
       <w:r>
-        <w:t>“Before running, tell your partner what you changed and what you predict. After running, write what actually happened. A result is useful even when it disagrees with your prediction.”</w:t>
+        <w:t>Three drives and three turns. D appears once because it is outside the loop. Moving D inside makes it happen on every pass.</w:t>
       </w:r>
     </w:p>
     <w:p>
@@ -670,10 +565,10 @@
         <w:rPr>
           <w:b/>
         </w:rPr>
-        <w:t xml:space="preserve">Evidence to keep  </w:t>
+        <w:t xml:space="preserve">Close </w:t>
       </w:r>
       <w:r>
-        <w:t>Record repeats, actions inside the loop, predicted movement count, and observed count. Mark the loop body with a bracket.</w:t>
+        <w:t>Save T1–T4 projects, stop and park both robots, remove only approved temporary attachments, store four labeled builds and count parts. Follow YMCA pickup procedures.</w:t>
       </w:r>
     </w:p>
     <w:p>
@@ -681,176 +576,54 @@
         <w:rPr>
           <w:b/>
         </w:rPr>
-        <w:t xml:space="preserve">Model an explanation  </w:t>
+        <w:t xml:space="preserve">Optional connection </w:t>
       </w:r>
       <w:r>
-        <w:t>“We predicted three drives and three turns. We counted __. D appeared __ time(s). The indentation explains __.” Count actions without judging the dance by how pretty its path looks.</w:t>
-      </w:r>
-    </w:p>
-    <w:p>
-      <w:r>
-        <w:rPr>
-          <w:b/>
-        </w:rPr>
-        <w:t xml:space="preserve">Troubleshooting  </w:t>
-      </w:r>
-      <w:r>
-        <w:t>Only one action repeats: check indentation. SyntaxError after range: check the colon. Dance drifts: reduce travel and recheck the start area; do not chase perfect geometry in this session.</w:t>
-      </w:r>
-    </w:p>
-    <w:p>
-      <w:r>
-        <w:rPr>
-          <w:b/>
-        </w:rPr>
-        <w:t xml:space="preserve">If the core task is complete  </w:t>
-      </w:r>
-      <w:r>
-        <w:t>Define a short async dance_move function and call it twice, or calibrate a pivot for an approximate corner. Keep this optional and explain the difference between wheel and heading degrees. Only begin an extension if both students have already explained the core idea and time remains.</w:t>
-      </w:r>
-    </w:p>
-    <w:p>
-      <w:r>
-        <w:rPr>
-          <w:b/>
-        </w:rPr>
-        <w:t xml:space="preserve">Prepared fallback  </w:t>
-      </w:r>
-      <w:r>
-        <w:t>When program starts; repeat 3: move straight 0.25 rotations, pivot using a mentor-tested tank or steering movement; after the repeat, display D. Match action order and repetition rather than numeric speed settings. Use this only if mentors rehearsed it before class; do not introduce an unfamiliar language during a five-minute retest.</w:t>
-      </w:r>
-    </w:p>
-    <w:p>
-      <w:r>
-        <w:rPr>
-          <w:b/>
-        </w:rPr>
-        <w:t xml:space="preserve">Transition  </w:t>
-      </w:r>
-      <w:r>
-        <w:t>“Stop the robots at minute 49. Each person will now explain one idea and one observation.”</w:t>
-      </w:r>
-    </w:p>
-    <w:p>
-      <w:r>
-        <w:br w:type="page"/>
-      </w:r>
-    </w:p>
-    <w:p>
-      <w:pPr>
-        <w:pStyle w:val="Heading1"/>
-      </w:pPr>
-      <w:r>
-        <w:t>Slide 7 What you can explain now</w:t>
-      </w:r>
-    </w:p>
-    <w:p>
-      <w:r>
-        <w:rPr>
-          <w:b/>
-        </w:rPr>
-        <w:t xml:space="preserve">Timing  </w:t>
-      </w:r>
-      <w:r>
-        <w:t>49–60 minutes   Individual explanation and cleanup</w:t>
-      </w:r>
-    </w:p>
-    <w:p>
-      <w:r>
-        <w:rPr>
-          <w:b/>
-        </w:rPr>
-        <w:t xml:space="preserve">Ask during minutes 49–54  </w:t>
-      </w:r>
-      <w:r>
-        <w:t>Point to the repeating lines. What changes if range(3) becomes range(2)?</w:t>
-      </w:r>
-    </w:p>
-    <w:p>
-      <w:r>
-        <w:rPr>
-          <w:b/>
-        </w:rPr>
-        <w:t xml:space="preserve">Listen for  </w:t>
-      </w:r>
-      <w:r>
-        <w:t>The indented drive and turn lines repeat. range(3) gives three drives and three turns; range(2) gives two of each. The final D remains once because it is outside the loop. Ask students to point to the indentation as evidence.</w:t>
-      </w:r>
-    </w:p>
-    <w:p>
-      <w:r>
-        <w:rPr>
-          <w:b/>
-        </w:rPr>
-        <w:t xml:space="preserve">Make participation individual  </w:t>
-      </w:r>
-      <w:r>
-        <w:t>Each pod mentor listens to its four students. Ask one partner to explain the code or design choice and the other to explain the evidence, then give each a short follow-up. Use spoken, written, or pointing responses as appropriate. Do not let the most confident partner answer for both.</w:t>
-      </w:r>
-    </w:p>
-    <w:p>
-      <w:r>
-        <w:rPr>
-          <w:b/>
-        </w:rPr>
-        <w:t xml:space="preserve">Connect to the team  </w:t>
-      </w:r>
-      <w:r>
-        <w:t>Repeated actions and reusable routines simplify robot programs. Give one brief example from today’s activity. Interest in joining a robotics team is optional and is not a learning score.</w:t>
-      </w:r>
-    </w:p>
-    <w:p>
-      <w:r>
-        <w:rPr>
-          <w:b/>
-        </w:rPr>
-        <w:t xml:space="preserve">54–56 save  </w:t>
-      </w:r>
-      <w:r>
-        <w:t>Help pairs save using week and pair IDs, preserving their settings and evidence. Keep the known-good starter separately. Confirm each file can be found again.</w:t>
-      </w:r>
-    </w:p>
-    <w:p>
-      <w:r>
-        <w:rPr>
-          <w:b/>
-        </w:rPr>
-        <w:t xml:space="preserve">56–58 reset  </w:t>
-      </w:r>
-      <w:r>
-        <w:t>Stop both robots. Remove and label temporary pair attachments as needed, count loose parts, and leave teaching bases assembled. Preserve useful sensor mounts and document any changes. Reconcile borrowed parts with the loan log.</w:t>
-      </w:r>
-    </w:p>
-    <w:p>
-      <w:r>
-        <w:rPr>
-          <w:b/>
-        </w:rPr>
-        <w:t xml:space="preserve">58–60 dismiss  </w:t>
-      </w:r>
-      <w:r>
-        <w:t>Collect evidence sheets, put equipment in its assigned storage/charging locations, and follow YMCA pickup procedures. Mentors confirm no program remains running.</w:t>
-      </w:r>
-    </w:p>
-    <w:p>
-      <w:r>
-        <w:rPr>
-          <w:b/>
-        </w:rPr>
-        <w:t xml:space="preserve">After class  </w:t>
-      </w:r>
-      <w:r>
-        <w:t>Record actual kit problems and learning observations in the agreed records. Update SESSION_PREP.md with dated operational results, and use them to choose the next session’s starting point. Do not claim unobserved successes.</w:t>
+        <w:t>Repeated actions and reusable routines simplify robot programs.</w:t>
       </w:r>
     </w:p>
     <w:sectPr>
+      <w:headerReference w:type="default" r:id="rId9"/>
+      <w:footerReference w:type="default" r:id="rId10"/>
       <w:pgSz w:w="12240" w:h="15840"/>
-      <w:pgMar w:top="936" w:right="1037" w:bottom="936" w:left="1037" w:header="720" w:footer="720" w:gutter="0"/>
+      <w:pgMar w:top="893" w:right="1008" w:bottom="893" w:left="1008" w:header="360" w:footer="360" w:gutter="0"/>
       <w:cols w:space="720"/>
       <w:docGrid w:linePitch="360"/>
     </w:sectPr>
   </w:body>
 </w:document>
+</file>
+
+<file path=word/footer1.xml><?xml version="1.0" encoding="utf-8"?>
+<w:ftr xmlns:m="http://schemas.openxmlformats.org/officeDocument/2006/math" xmlns:mc="http://schemas.openxmlformats.org/markup-compatibility/2006" xmlns:mo="http://schemas.microsoft.com/office/mac/office/2008/main" xmlns:mv="urn:schemas-microsoft-com:mac:vml" xmlns:o="urn:schemas-microsoft-com:office:office" xmlns:r="http://schemas.openxmlformats.org/officeDocument/2006/relationships" xmlns:v="urn:schemas-microsoft-com:vml" xmlns:w10="urn:schemas-microsoft-com:office:word" xmlns:w14="http://schemas.microsoft.com/office/word/2010/wordml" xmlns:w="http://schemas.openxmlformats.org/wordprocessingml/2006/main" xmlns:wne="http://schemas.microsoft.com/office/word/2006/wordml" xmlns:wp14="http://schemas.microsoft.com/office/word/2010/wordprocessingDrawing" xmlns:wp="http://schemas.openxmlformats.org/drawingml/2006/wordprocessingDrawing" xmlns:wpc="http://schemas.microsoft.com/office/word/2010/wordprocessingCanvas" xmlns:wpg="http://schemas.microsoft.com/office/word/2010/wordprocessingGroup" xmlns:wpi="http://schemas.microsoft.com/office/word/2010/wordprocessingInk" xmlns:wps="http://schemas.microsoft.com/office/word/2010/wordprocessingShape" mc:Ignorable="w14 wp14">
+  <w:p>
+    <w:pPr>
+      <w:pStyle w:val="Footer"/>
+      <w:jc w:val="right"/>
+    </w:pPr>
+    <w:r>
+      <w:rPr>
+        <w:sz w:val="16"/>
+      </w:rPr>
+      <w:t xml:space="preserve">Week 3 speaker notes   •   </w:t>
+    </w:r>
+    <w:fldSimple w:instr="PAGE"/>
+  </w:p>
+</w:ftr>
+</file>
+
+<file path=word/header1.xml><?xml version="1.0" encoding="utf-8"?>
+<w:hdr xmlns:m="http://schemas.openxmlformats.org/officeDocument/2006/math" xmlns:mc="http://schemas.openxmlformats.org/markup-compatibility/2006" xmlns:mo="http://schemas.microsoft.com/office/mac/office/2008/main" xmlns:mv="urn:schemas-microsoft-com:mac:vml" xmlns:o="urn:schemas-microsoft-com:office:office" xmlns:r="http://schemas.openxmlformats.org/officeDocument/2006/relationships" xmlns:v="urn:schemas-microsoft-com:vml" xmlns:w10="urn:schemas-microsoft-com:office:word" xmlns:w14="http://schemas.microsoft.com/office/word/2010/wordml" xmlns:w="http://schemas.openxmlformats.org/wordprocessingml/2006/main" xmlns:wne="http://schemas.microsoft.com/office/word/2006/wordml" xmlns:wp14="http://schemas.microsoft.com/office/word/2010/wordprocessingDrawing" xmlns:wp="http://schemas.openxmlformats.org/drawingml/2006/wordprocessingDrawing" xmlns:wpc="http://schemas.microsoft.com/office/word/2010/wordprocessingCanvas" xmlns:wpg="http://schemas.microsoft.com/office/word/2010/wordprocessingGroup" xmlns:wpi="http://schemas.microsoft.com/office/word/2010/wordprocessingInk" xmlns:wps="http://schemas.microsoft.com/office/word/2010/wordprocessingShape" mc:Ignorable="w14 wp14">
+  <w:p>
+    <w:pPr/>
+    <w:r>
+      <w:rPr>
+        <w:sz w:val="16"/>
+      </w:rPr>
+      <w:t>MechaRAMS   /   Cheshire YMCA robotics pilot   /   Fall 2026</w:t>
+    </w:r>
+  </w:p>
+</w:hdr>
 </file>
 
 <file path=word/numbering.xml><?xml version="1.0" encoding="utf-8"?>
@@ -1217,7 +990,7 @@
     <w:qFormat/>
     <w:rsid w:val="00FC693F"/>
     <w:pPr>
-      <w:spacing w:after="140" w:line="252" w:lineRule="auto"/>
+      <w:spacing w:after="100" w:line="252" w:lineRule="auto"/>
     </w:pPr>
     <w:rPr>
       <w:rFonts w:ascii="Arial" w:hAnsi="Arial"/>
@@ -1280,7 +1053,7 @@
     <w:pPr>
       <w:keepNext/>
       <w:keepLines/>
-      <w:spacing w:before="480" w:after="180"/>
+      <w:spacing w:before="480" w:after="100"/>
       <w:outlineLvl w:val="0"/>
     </w:pPr>
     <w:rPr>
@@ -1288,7 +1061,7 @@
       <w:b/>
       <w:bCs/>
       <w:color w:val="000000"/>
-      <w:sz w:val="36"/>
+      <w:sz w:val="38"/>
       <w:szCs w:val="28"/>
     </w:rPr>
   </w:style>
@@ -1304,7 +1077,7 @@
     <w:pPr>
       <w:keepNext/>
       <w:keepLines/>
-      <w:spacing w:before="200" w:after="0"/>
+      <w:spacing w:before="200" w:after="100"/>
       <w:outlineLvl w:val="1"/>
     </w:pPr>
     <w:rPr>
@@ -1328,7 +1101,7 @@
     <w:pPr>
       <w:keepNext/>
       <w:keepLines/>
-      <w:spacing w:before="200" w:after="0"/>
+      <w:spacing w:before="200" w:after="100"/>
       <w:outlineLvl w:val="2"/>
     </w:pPr>
     <w:rPr>
@@ -1336,6 +1109,7 @@
       <w:b/>
       <w:bCs/>
       <w:color w:val="000000"/>
+      <w:sz w:val="21"/>
     </w:rPr>
   </w:style>
   <w:style w:type="paragraph" w:styleId="Heading4">
@@ -1566,7 +1340,7 @@
     <w:qFormat/>
     <w:rsid w:val="00FC693F"/>
     <w:pPr>
-      <w:spacing w:after="300" w:line="240" w:lineRule="auto"/>
+      <w:spacing w:after="100" w:line="240" w:lineRule="auto"/>
       <w:contextualSpacing/>
     </w:pPr>
     <w:rPr>
@@ -1574,7 +1348,7 @@
       <w:color w:val="000000"/>
       <w:spacing w:val="5"/>
       <w:kern w:val="28"/>
-      <w:sz w:val="48"/>
+      <w:sz w:val="50"/>
       <w:szCs w:val="52"/>
     </w:rPr>
   </w:style>
@@ -1605,6 +1379,7 @@
       <w:numPr>
         <w:ilvl w:val="1"/>
       </w:numPr>
+      <w:spacing w:after="100"/>
     </w:pPr>
     <w:rPr>
       <w:rFonts w:asciiTheme="majorHAnsi" w:eastAsiaTheme="majorEastAsia" w:hAnsiTheme="majorHAnsi" w:cstheme="majorBidi" w:ascii="Arial" w:hAnsi="Arial"/>
@@ -12900,16 +12675,6 @@
         <w:shd w:val="clear" w:color="auto" w:fill="FBCAA2" w:themeFill="accent6" w:themeFillTint="7F"/>
       </w:tcPr>
     </w:tblStylePr>
-  </w:style>
-  <w:style w:type="paragraph" w:customStyle="1" w:styleId="Code">
-    <w:name w:val="Code"/>
-    <w:pPr>
-      <w:spacing w:after="160"/>
-    </w:pPr>
-    <w:rPr>
-      <w:rFonts w:ascii="Consolas" w:hAnsi="Consolas"/>
-      <w:sz w:val="20"/>
-    </w:rPr>
   </w:style>
 </w:styles>
 </file>
